--- a/livrables/lecons/2026-09-04_lecon-appli-ia_06_recherche-filtres.docx
+++ b/livrables/lecons/2026-09-04_lecon-appli-ia_06_recherche-filtres.docx
@@ -934,7 +934,7 @@
           <w:sz w:val="22"/>
           <w:szCs w:val="22"/>
         </w:rPr>
-        <w:t xml:space="preserve">Sur 232 leçons : sans useMemo, le filtre parcourt 232 objets à chaque frappe. Avec useMemo, il ne le fait que quand la liste ou les critères changent réellement. Pour l'utilisateur, la différence n'est pas visible — mais c'est le moment d'apprendre la mécanique avant que la base grossisse.</w:t>
+        <w:t xml:space="preserve">Attention à ce que l'on compte : la catégorie « Leçons » de l'inventaire indexe les .docx ET les .md, soit 125 leçons et 125 fiches Obsidian au 04/09/2026 — 250 fichiers, pas 250 leçons. Sur ces 250 objets, sans useMemo, le filtre les parcourt tous à chaque frappe. Avec useMemo, il ne le fait que quand la liste ou les critères changent réellement. Pour l'utilisateur, la différence n'est pas visible — mais c'est le moment d'apprendre la mécanique avant que la base grossisse.</w:t>
       </w:r>
     </w:p>
     <w:p>
@@ -1106,7 +1106,7 @@
           <w:sz w:val="20"/>
           <w:szCs w:val="20"/>
         </w:rPr>
-        <w:t xml:space="preserve">const [livablesFiltres, setLivrablesFiltes] = useState([])</w:t>
+        <w:t xml:space="preserve">const [livrablesFiltres, setLivrablesFiltres] = useState([])</w:t>
       </w:r>
     </w:p>
     <w:p>
@@ -1201,7 +1201,7 @@
           <w:sz w:val="20"/>
           <w:szCs w:val="20"/>
         </w:rPr>
-        <w:t xml:space="preserve">const livrablesFiltes = useMemo(</w:t>
+        <w:t xml:space="preserve">const livrablesFiltres = useMemo(</w:t>
       </w:r>
     </w:p>
     <w:p>
@@ -2466,7 +2466,7 @@
           <w:sz w:val="20"/>
           <w:szCs w:val="20"/>
         </w:rPr>
-        <w:t xml:space="preserve">const livrablesFiltes = useMemo(</w:t>
+        <w:t xml:space="preserve">const livrablesFiltres = useMemo(</w:t>
       </w:r>
     </w:p>
     <w:p>
@@ -4290,6 +4290,113 @@
     </w:p>
     <w:p>
       <w:pPr>
+        <w:spacing w:after="120" w:before="280"/>
+      </w:pPr>
+      <w:r>
+        <w:rPr>
+          <w:rFonts w:ascii="Times New Roman" w:cs="Times New Roman" w:eastAsia="Times New Roman" w:hAnsi="Times New Roman"/>
+          <w:b/>
+          <w:bCs/>
+          <w:color w:val="1B3A6B"/>
+          <w:sz w:val="30"/>
+          <w:szCs w:val="30"/>
+        </w:rPr>
+        <w:t xml:space="preserve">📝 Journal des corrections</w:t>
+      </w:r>
+    </w:p>
+    <w:p>
+      <w:pPr>
+        <w:spacing w:after="80" w:before="80"/>
+      </w:pPr>
+      <w:r>
+        <w:rPr>
+          <w:rFonts w:ascii="Times New Roman" w:cs="Times New Roman" w:eastAsia="Times New Roman" w:hAnsi="Times New Roman"/>
+          <w:i/>
+          <w:iCs/>
+          <w:color w:val="1B3A6B"/>
+          <w:sz w:val="22"/>
+          <w:szCs w:val="22"/>
+        </w:rPr>
+        <w:t xml:space="preserve">Corrections apportées le 4 septembre 2026, dans la leçon ET dans le code du projet — une leçon dont les extraits ne correspondent plus au fichier qu'elle demande d'ouvrir serait cassée. Les formulations d'origine sont conservées ci-dessous.</w:t>
+      </w:r>
+    </w:p>
+    <w:p>
+      <w:pPr>
+        <w:spacing w:after="60" w:before="60"/>
+      </w:pPr>
+      <w:r>
+        <w:rPr>
+          <w:rFonts w:ascii="Times New Roman" w:cs="Times New Roman" w:eastAsia="Times New Roman" w:hAnsi="Times New Roman"/>
+          <w:b/>
+          <w:bCs/>
+          <w:color w:val="1F2937"/>
+          <w:sz w:val="22"/>
+          <w:szCs w:val="22"/>
+        </w:rPr>
+        <w:t xml:space="preserve">1. « livablesFiltres », « setLivrablesFiltes », « livrablesFiltes » — </w:t>
+      </w:r>
+      <w:r>
+        <w:rPr>
+          <w:rFonts w:ascii="Times New Roman" w:cs="Times New Roman" w:eastAsia="Times New Roman" w:hAnsi="Times New Roman"/>
+          <w:color w:val="1F2937"/>
+          <w:sz w:val="22"/>
+          <w:szCs w:val="22"/>
+        </w:rPr>
+        <w:t xml:space="preserve">théorie et pratique, quatre occurrences en trois graphies — la bonne n'apparaissait jamais. La variable s'appelait aussi livrablesFiltes DANS LE CODE, dix fois dans GrilleCategorie.tsx : le fichier compilait et npm run typecheck passait, parce qu'un identifiant mal orthographié mais cohérent avec lui-même n'est détectable ni par TypeScript ni par un lint. Renommée partout en livrablesFiltres, code compris ; typecheck revérifié après renommage.</w:t>
+      </w:r>
+    </w:p>
+    <w:p>
+      <w:pPr>
+        <w:spacing w:after="60" w:before="60"/>
+      </w:pPr>
+      <w:r>
+        <w:rPr>
+          <w:rFonts w:ascii="Times New Roman" w:cs="Times New Roman" w:eastAsia="Times New Roman" w:hAnsi="Times New Roman"/>
+          <w:b/>
+          <w:bCs/>
+          <w:color w:val="1F2937"/>
+          <w:sz w:val="22"/>
+          <w:szCs w:val="22"/>
+        </w:rPr>
+        <w:t xml:space="preserve">2. « Sur 232 leçons : sans useMemo, le filtre parcourt 232 objets à chaque frappe » — </w:t>
+      </w:r>
+      <w:r>
+        <w:rPr>
+          <w:rFonts w:ascii="Times New Roman" w:cs="Times New Roman" w:eastAsia="Times New Roman" w:hAnsi="Times New Roman"/>
+          <w:color w:val="1F2937"/>
+          <w:sz w:val="22"/>
+          <w:szCs w:val="22"/>
+        </w:rPr>
+        <w:t xml:space="preserve">théorie, section useMemo. Le chiffre comptait des FICHIERS, pas des leçons : la catégorie « Leçons » de l'inventaire indexe les .docx et les .md, donc les fiches Obsidian avec les leçons. Au 04/09/2026 le dossier contient 125 leçons pour 125 fiches, soit 250 fichiers. C'est exactement la confusion que le prompt de ce job documente pour la numérotation — « sans le filtre sur .docx, le nombre de leçons est doublé » — règle écrite pour l'étape 1 et non appliquée à l'affichage. Le texte distingue désormais les deux, et le commentaire correspondant dans GrilleCategorie.tsx a été corrigé de la même façon.</w:t>
+      </w:r>
+    </w:p>
+    <w:p>
+      <w:pPr>
+        <w:spacing w:after="60" w:before="60"/>
+      </w:pPr>
+      <w:r>
+        <w:rPr>
+          <w:rFonts w:ascii="Times New Roman" w:cs="Times New Roman" w:eastAsia="Times New Roman" w:hAnsi="Times New Roman"/>
+          <w:b/>
+          <w:bCs/>
+          <w:color w:val="1F2937"/>
+          <w:sz w:val="22"/>
+          <w:szCs w:val="22"/>
+        </w:rPr>
+        <w:t xml:space="preserve">3. Version du frontend restée en 0.5.0 — </w:t>
+      </w:r>
+      <w:r>
+        <w:rPr>
+          <w:rFonts w:ascii="Times New Roman" w:cs="Times New Roman" w:eastAsia="Times New Roman" w:hAnsi="Times New Roman"/>
+          <w:color w:val="1F2937"/>
+          <w:sz w:val="22"/>
+          <w:szCs w:val="22"/>
+        </w:rPr>
+        <w:t xml:space="preserve">hors document. package.json portait encore la version posée en leçon 05. Passée à 0.6.0.</w:t>
+      </w:r>
+    </w:p>
+    <w:p>
+      <w:pPr>
         <w:spacing w:after="80" w:before="80"/>
         <w:jc w:val="both"/>
       </w:pPr>
